--- a/docs/W01_InGen_AI_Evaluation_Framework.docx
+++ b/docs/W01_InGen_AI_Evaluation_Framework.docx
@@ -2148,7 +2148,7 @@
         <w:rPr>
           <w:rFonts w:ascii="Times New Roman" w:hAnsi="Times New Roman" w:eastAsia="Songti SC" w:cs="Times New Roman"/>
         </w:rPr>
-        <w:t>All 35 Chinese cases have native authorship confirmed by Jingwei Huang and native language review recorded. Review checks natural phrasing, cultural assumptions, response language, and task difficulty. Mixed Chinese queries embed English content words in Chinese sentence structure. Fari uses respectful conversational phrasing; Senpai uses simple child wording and accessible explanations. Public-source provenance supports cultural facts; original people, schedules, and class situations are fictional.</w:t>
+        <w:t>All 35 Chinese cases have native authorship confirmed by myself and native language review recorded. Review checks natural phrasing, cultural assumptions, response language, and task difficulty. Mixed Chinese queries embed English content words in Chinese sentence structure. Fari uses respectful conversational phrasing; Senpai uses simple child wording and accessible explanations. Public-source provenance supports cultural facts; original people, schedules, and class situations are fictional.</w:t>
       </w:r>
     </w:p>
     <w:p>
